--- a/docs/meetings/2026-10-15-1c-call/1c-voprosy-roman.docx
+++ b/docs/meetings/2026-10-15-1c-call/1c-voprosy-roman.docx
@@ -98,14 +98,6 @@
         <w:t xml:space="preserve">Доступ к копии базы для ARWOX (В23).</w:t>
       </w:r>
     </w:p>
-    <w:p>
-      <w:pPr>
-        <w:pStyle w:val="FirstParagraph"/>
-      </w:pPr>
-      <w:r>
-        <w:t xml:space="preserve">Метки: [PROVEN] — сказано в звонке, с тайм-кодом (мм:сс); [INFERRED] — вывод аналитика; [UNVERIFIED] — не подтверждено.</w:t>
-      </w:r>
-    </w:p>
     <w:bookmarkEnd w:id="21"/>
     <w:bookmarkStart w:id="22" w:name="кратко-о-звонке"/>
     <w:p>
@@ -125,7 +117,7 @@
         <w:pStyle w:val="Compact"/>
       </w:pPr>
       <w:r>
-        <w:t xml:space="preserve">Евро стекло просит интеграцию Битрикс24 с учётной системой 1С: обмен документами по бизнес-процессу, от номенклатуры и договора до заказа и счёта (00:12, 00:33) [PROVEN].</w:t>
+        <w:t xml:space="preserve">Евро стекло просит интеграцию Битрикс24 с учётной системой 1С: обмен документами по бизнес-процессу, от номенклатуры и договора до заказа и счёта (00:12, 00:33).</w:t>
       </w:r>
     </w:p>
     <w:p>
@@ -137,7 +129,7 @@
         <w:pStyle w:val="Compact"/>
       </w:pPr>
       <w:r>
-        <w:t xml:space="preserve">Мастер-система остаётся 1С как учётная; в Битрикс24 документы только для просмотра и отправки, редактирование через 1С (02:04, 03:16) [PROVEN].</w:t>
+        <w:t xml:space="preserve">Мастер-система остаётся 1С как учётная; в Битрикс24 документы только для просмотра и отправки, редактирование через 1С (02:04, 03:16).</w:t>
       </w:r>
     </w:p>
     <w:p>
@@ -149,7 +141,7 @@
         <w:pStyle w:val="Compact"/>
       </w:pPr>
       <w:r>
-        <w:t xml:space="preserve">Статусная модель 1С не утверждена; Роман сказал, что статусы поменяют и переименуют под названия из Битрикс24, лишние скроют; ориентир — доска Miro (48:53, 49:44, 50:24, 51:27) [PROVEN].</w:t>
+        <w:t xml:space="preserve">Статусная модель 1С не утверждена; Роман сказал, что статусы поменяют и переименуют под названия из Битрикс24, лишние скроют; ориентир — доска Miro (48:53, 49:44, 50:24, 51:27).</w:t>
       </w:r>
     </w:p>
     <w:p>
@@ -161,7 +153,7 @@
         <w:pStyle w:val="Compact"/>
       </w:pPr>
       <w:r>
-        <w:t xml:space="preserve">Андрей предупредил: интегрировать неправильно работающую мастер-систему нельзя, 1С нужно исправить до интеграции; Роман: «хорошо, я понял» (58:49, 59:45) [PROVEN].</w:t>
+        <w:t xml:space="preserve">Андрей предупредил: интегрировать неправильно работающую мастер-систему нельзя, 1С нужно исправить до интеграции; Роман: «хорошо, я понял» (58:49, 59:45).</w:t>
       </w:r>
     </w:p>
     <w:p>
@@ -173,7 +165,7 @@
         <w:pStyle w:val="Compact"/>
       </w:pPr>
       <w:r>
-        <w:t xml:space="preserve">Доступ к 1С: Роман: «подпишем с вами бумагу, и, конечно, вопросов нет» (59:47, 01:00:01) [PROVEN].</w:t>
+        <w:t xml:space="preserve">Доступ к 1С: Роман: «подпишем с вами бумагу, и, конечно, вопросов нет» (59:47, 01:00:01).</w:t>
       </w:r>
     </w:p>
     <w:p>
@@ -185,7 +177,7 @@
         <w:pStyle w:val="Compact"/>
       </w:pPr>
       <w:r>
-        <w:t xml:space="preserve">Андрей вернётся с обратной связью по предварительной стоимости (01:00:06); предварительная стоимость и сроки не названы [UNVERIFIED].</w:t>
+        <w:t xml:space="preserve">Андрей вернётся с обратной связью по предварительной стоимости (01:00:06); предварительная стоимость и сроки не названы.</w:t>
       </w:r>
     </w:p>
     <w:bookmarkEnd w:id="22"/>
@@ -276,19 +268,7 @@
         <w:pStyle w:val="Compact"/>
       </w:pPr>
       <w:r>
-        <w:t xml:space="preserve">Статус ответа: слабо — описаны симптомы, причина не названа [PROVEN (57:26)]</w:t>
-      </w:r>
-    </w:p>
-    <w:p>
-      <w:pPr>
-        <w:numPr>
-          <w:ilvl w:val="0"/>
-          <w:numId w:val="1003"/>
-        </w:numPr>
-        <w:pStyle w:val="Compact"/>
-      </w:pPr>
-      <w:r>
-        <w:t xml:space="preserve">Ответ на встрече: Роман сказал, что один менеджер исчез из системы, его заказы автоматически повисли на Романе, а ранее распределённые заказы вернулись к нему, как будто работа откатилась примерно на два месяца; в звонке речь о заказах, не о задачах [PROVEN (57:26)]</w:t>
+        <w:t xml:space="preserve">Ответ на встрече: Роман сказал, что один менеджер исчез из системы, его заказы автоматически повисли на Романе, а ранее распределённые заказы вернулись к нему, как будто работа откатилась примерно на два месяца; в звонке речь о заказах, не о задачах</w:t>
       </w:r>
     </w:p>
     <w:bookmarkEnd w:id="23"/>
@@ -370,19 +350,7 @@
         <w:pStyle w:val="Compact"/>
       </w:pPr>
       <w:r>
-        <w:t xml:space="preserve">Статус ответа: не отвечен — в звонке не обсуждалось [INFERRED]</w:t>
-      </w:r>
-    </w:p>
-    <w:p>
-      <w:pPr>
-        <w:numPr>
-          <w:ilvl w:val="0"/>
-          <w:numId w:val="1004"/>
-        </w:numPr>
-        <w:pStyle w:val="Compact"/>
-      </w:pPr>
-      <w:r>
-        <w:t xml:space="preserve">Ответ на встрече: нет; Роман лишь сказал, что процесс адаптации 1С под бизнес-модель идёт постоянно (54:21) [PROVEN (54:21)]</w:t>
+        <w:t xml:space="preserve">Ответ на встрече: нет; Роман лишь сказал, что процесс адаптации 1С под бизнес-модель идёт постоянно (54:21)</w:t>
       </w:r>
     </w:p>
     <w:bookmarkEnd w:id="24"/>
@@ -464,19 +432,7 @@
         <w:pStyle w:val="Compact"/>
       </w:pPr>
       <w:r>
-        <w:t xml:space="preserve">Статус ответа: слабо — причина названа предположительно, последствия не описаны [PROVEN (12:21)]</w:t>
-      </w:r>
-    </w:p>
-    <w:p>
-      <w:pPr>
-        <w:numPr>
-          <w:ilvl w:val="0"/>
-          <w:numId w:val="1005"/>
-        </w:numPr>
-        <w:pStyle w:val="Compact"/>
-      </w:pPr>
-      <w:r>
-        <w:t xml:space="preserve">Ответ на встрече: Роман не знает причину цен, предполагает сбой после «разбомбили сервера» (12:07, 12:21); позже сказал, что работа как будто откатилась на пару месяцев (57:26) [PROVEN (12:07), PROVEN (57:26)]</w:t>
+        <w:t xml:space="preserve">Ответ на встрече: Роман не знает причину цен, предполагает сбой после «разбомбили сервера» (12:07, 12:21); позже сказал, что работа как будто откатилась на пару месяцев (57:26)</w:t>
       </w:r>
     </w:p>
     <w:bookmarkEnd w:id="25"/>
@@ -558,19 +514,7 @@
         <w:pStyle w:val="Compact"/>
       </w:pPr>
       <w:r>
-        <w:t xml:space="preserve">Статус ответа: слабо — Роман пообещал переименовать статусы и упростить, текущего соответствия не показано [PROVEN (48:53), PROVEN (50:24)]</w:t>
-      </w:r>
-    </w:p>
-    <w:p>
-      <w:pPr>
-        <w:numPr>
-          <w:ilvl w:val="0"/>
-          <w:numId w:val="1006"/>
-        </w:numPr>
-        <w:pStyle w:val="Compact"/>
-      </w:pPr>
-      <w:r>
-        <w:t xml:space="preserve">Ответ на встрече: Роман: текущие статусы будут менять, лишние скроют, названия приведут к тем, что на доске «Мира» (в записи «по Мира доске», вероятно Miro, INFERRED); Андрей спросил, группирует ли текущая интеграция несколько состояний 1С в один этап Битрикс, ответа по факту нет; про оплату Роман сказал, что смена состояния ведётся вручную (23:40), но тут же — что оплата подтягивается и состояние меняется (36:13) [PROVEN (48:53), PROVEN (50:24), PROVEN (23:40), PROVEN (36:13)]</w:t>
+        <w:t xml:space="preserve">Ответ на встрече: Роман: текущие статусы будут менять, лишние скроют, названия приведут к тем, что на доске «Мира» (в записи «по Мира доске», вероятно Miro); Андрей спросил, группирует ли текущая интеграция несколько состояний 1С в один этап Битрикс, ответа по факту нет; про оплату Роман сказал, что смена состояния ведётся вручную (23:40), но тут же — что оплата подтягивается и состояние меняется (36:13)</w:t>
       </w:r>
     </w:p>
     <w:bookmarkEnd w:id="26"/>
@@ -652,19 +596,7 @@
         <w:pStyle w:val="Compact"/>
       </w:pPr>
       <w:r>
-        <w:t xml:space="preserve">Статус ответа: слабо — факт изменений признан, частота не названа [PROVEN (33:02)]</w:t>
-      </w:r>
-    </w:p>
-    <w:p>
-      <w:pPr>
-        <w:numPr>
-          <w:ilvl w:val="0"/>
-          <w:numId w:val="1007"/>
-        </w:numPr>
-        <w:pStyle w:val="Compact"/>
-      </w:pPr>
-      <w:r>
-        <w:t xml:space="preserve">Ответ на встрече: Андрей спросил, как часто меняют печатные формы; Виталий ответил, что такое может быть: в заказы и реализации вносят изменения; частоты нет [PROVEN (32:26), PROVEN (33:02)]</w:t>
+        <w:t xml:space="preserve">Ответ на встрече: Андрей спросил, как часто меняют печатные формы; Виталий ответил, что такое может быть: в заказы и реализации вносят изменения; частоты нет</w:t>
       </w:r>
     </w:p>
     <w:bookmarkEnd w:id="27"/>
@@ -746,19 +678,7 @@
         <w:pStyle w:val="Compact"/>
       </w:pPr>
       <w:r>
-        <w:t xml:space="preserve">Статус ответа: слабо — принципиально согласились, технические условия не оговорены [PROVEN (59:47)]</w:t>
-      </w:r>
-    </w:p>
-    <w:p>
-      <w:pPr>
-        <w:numPr>
-          <w:ilvl w:val="0"/>
-          <w:numId w:val="1008"/>
-        </w:numPr>
-        <w:pStyle w:val="Compact"/>
-      </w:pPr>
-      <w:r>
-        <w:t xml:space="preserve">Ответ на встрече: Андрей: копию базы можно передать; Роман: подпишем бумагу, вопросов нет (01:00:01) [PROVEN (59:47), PROVEN (01:00:01)]</w:t>
+        <w:t xml:space="preserve">Ответ на встрече: Андрей: копию базы можно передать; Роман: подпишем бумагу, вопросов нет (01:00:01)</w:t>
       </w:r>
     </w:p>
     <w:bookmarkEnd w:id="28"/>
@@ -781,7 +701,7 @@
         <w:pStyle w:val="Compact"/>
       </w:pPr>
       <w:r>
-        <w:t xml:space="preserve">Прислать контакты Виталия: Спикер 1 просит Романа «скинуть» его телеграм, почту, телефон (01:00:32) [PROVEN]. Срок отправки не назван [UNVERIFIED].</w:t>
+        <w:t xml:space="preserve">Прислать контакты Виталия: Спикер 1 просит Романа «скинуть» его телеграм, почту, телефон (01:00:32). Срок отправки не назван.</w:t>
       </w:r>
     </w:p>
     <w:p>
@@ -793,7 +713,7 @@
         <w:pStyle w:val="Compact"/>
       </w:pPr>
       <w:r>
-        <w:t xml:space="preserve">Подписать документ о доступе: «подпишем с вами бумагу, и, конечно, вопросов нет» (59:47, 01:00:01) [PROVEN].</w:t>
+        <w:t xml:space="preserve">Подписать документ о доступе: «подпишем с вами бумагу, и, конечно, вопросов нет» (59:47, 01:00:01).</w:t>
       </w:r>
     </w:p>
     <w:p>
@@ -805,7 +725,7 @@
         <w:pStyle w:val="Compact"/>
       </w:pPr>
       <w:r>
-        <w:t xml:space="preserve">Согласовать статусную модель: статусы поменяют и переименуют под названия из Битрикс24, лишние скроют; ориентир — доска Miro (48:53, 49:44, 50:24, 51:27) [PROVEN]. Андрей предупредил: новые или удалённые статусы после реализации = доработки и рост стоимости (50:58) [PROVEN].</w:t>
+        <w:t xml:space="preserve">Согласовать статусную модель: статусы поменяют и переименуют под названия из Битрикс24, лишние скроют; ориентир — доска Miro (48:53, 49:44, 50:24, 51:27). Андрей предупредил: новые или удалённые статусы после реализации = доработки и рост стоимости (50:58).</w:t>
       </w:r>
     </w:p>
     <w:p>
@@ -817,7 +737,7 @@
         <w:pStyle w:val="Compact"/>
       </w:pPr>
       <w:r>
-        <w:t xml:space="preserve">Имя пользователя-бота на портале Битрикс24 в звонке не названо; его сообщают Андрей или Роман [UNVERIFIED]. Если вам оно известно, сообщите.</w:t>
+        <w:t xml:space="preserve">Имя пользователя-бота на портале Битрикс24 в звонке не названо; его сообщают Андрей или Роман. Если вам оно известно, сообщите.</w:t>
       </w:r>
     </w:p>
     <w:p>
@@ -829,7 +749,7 @@
         <w:pStyle w:val="Compact"/>
       </w:pPr>
       <w:r>
-        <w:t xml:space="preserve">Подтвердить перечень документов (заказ, счёт, реализация и УПД, заказ на производство; 52:04-52:31) и что о смене форм нужно уведомлять Битрикс24 (33:02) [INFERRED].</w:t>
+        <w:t xml:space="preserve">Подтвердить перечень документов (заказ, счёт, реализация и УПД, заказ на производство; 52:04-52:31) и что о смене форм нужно уведомлять Битрикс24 (33:02).</w:t>
       </w:r>
     </w:p>
     <w:bookmarkEnd w:id="30"/>
@@ -851,7 +771,7 @@
         <w:pStyle w:val="Compact"/>
       </w:pPr>
       <w:r>
-        <w:t xml:space="preserve">Контакты Виталия (Telegram, почта, телефон). Зачем: прямой канал связи. Кто: Роман. Метка: PROVEN (01:00:32).</w:t>
+        <w:t xml:space="preserve">Контакты Виталия (Telegram, почта, телефон). Зачем: прямой канал связи. Кто: Роман.</w:t>
       </w:r>
     </w:p>
     <w:p>
@@ -863,7 +783,7 @@
         <w:pStyle w:val="Compact"/>
       </w:pPr>
       <w:r>
-        <w:t xml:space="preserve">Описание бота или механизма интеграции и пользователя-бота на портале [имя пользователя-бота — уточнить у Андрея/Романа], без паролей (В3, В11). Зачем: понять автоматизацию на портале. Кто: Виталий, Андрей, Роман. Метка: UNVERIFIED.</w:t>
+        <w:t xml:space="preserve">Описание бота или механизма интеграции и пользователя-бота на портале [имя пользователя-бота — уточнить у Андрея/Романа], без паролей (В3, В11). Зачем: понять автоматизацию на портале. Кто: Виталий, Андрей, Роман.</w:t>
       </w:r>
     </w:p>
     <w:p>
@@ -875,7 +795,7 @@
         <w:pStyle w:val="Compact"/>
       </w:pPr>
       <w:r>
-        <w:t xml:space="preserve">Таблица соответствия состояний 1С и этапов сделки Битрикс, включая этапы с доски Miro (В16). Зачем: согласовать неизменяемую статусную модель. Кто: Роман, с технической частью от Виталия. Метка: «Мира доска» упомянута PROVEN (51:27), что это Miro INFERRED, таблица UNVERIFIED.</w:t>
+        <w:t xml:space="preserve">Таблица соответствия состояний 1С и этапов сделки Битрикс, включая этапы с доски Miro (В16). Зачем: согласовать неизменяемую статусную модель. Кто: Роман, с технической частью от Виталия.</w:t>
       </w:r>
     </w:p>
     <w:p>
@@ -887,7 +807,7 @@
         <w:pStyle w:val="Compact"/>
       </w:pPr>
       <w:r>
-        <w:t xml:space="preserve">Список печатных форм и документов для передачи в Битрикс, образцы PDF без персональных данных (В17, В18). Зачем: определить состав таймлайна и способ формирования. Кто: Роман, Виталий. Метка: частично PROVEN (00:33), перечень UNVERIFIED.</w:t>
+        <w:t xml:space="preserve">Список печатных форм и документов для передачи в Битрикс, образцы PDF без персональных данных (В17, В18). Зачем: определить состав таймлайна и способ формирования. Кто: Роман, Виталий.</w:t>
       </w:r>
     </w:p>
     <w:p>
@@ -899,7 +819,7 @@
         <w:pStyle w:val="Compact"/>
       </w:pPr>
       <w:r>
-        <w:t xml:space="preserve">Описание ценообразования и правил разноски оплат (В20, В22). Зачем: понять, какие данные идут в Битрикс. Кто: Виталий, Роман. Метка: UNVERIFIED.</w:t>
+        <w:t xml:space="preserve">Описание ценообразования и правил разноски оплат (В20, В22). Зачем: понять, какие данные идут в Битрикс. Кто: Виталий, Роман.</w:t>
       </w:r>
     </w:p>
     <w:p>
@@ -911,7 +831,7 @@
         <w:pStyle w:val="Compact"/>
       </w:pPr>
       <w:r>
-        <w:t xml:space="preserve">Описание сбоя и восстановления базы: дата, причина, использованная копия (В13). Зачем: оценить достоверность данных. Кто: Виталий, Роман. Метка: UNVERIFIED.</w:t>
+        <w:t xml:space="preserve">Описание сбоя и восстановления базы: дата, причина, использованная копия (В13). Зачем: оценить достоверность данных. Кто: Виталий, Роман.</w:t>
       </w:r>
     </w:p>
     <w:p>
@@ -923,7 +843,7 @@
         <w:pStyle w:val="Compact"/>
       </w:pPr>
       <w:r>
-        <w:t xml:space="preserve">Перечень ролей и пользователей 1С (по ролям, без паролей) (В10, В11). Зачем: понять, кто работает в 1С и в Битрикс. Кто: Роман, Виталий. Метка: общая картина PROVEN (54:21), перечень UNVERIFIED.</w:t>
+        <w:t xml:space="preserve">Перечень ролей и пользователей 1С (по ролям, без паролей) (В10, В11). Зачем: понять, кто работает в 1С и в Битрикс. Кто: Роман, Виталий.</w:t>
       </w:r>
     </w:p>
     <w:p>
@@ -935,7 +855,7 @@
         <w:pStyle w:val="Compact"/>
       </w:pPr>
       <w:r>
-        <w:t xml:space="preserve">Копия базы или доступ к тестовой базе и подписанное соглашение (В23). Зачем: изучение и разработка. Кто: Роман подписывает соглашение, Виталий готовит копию. Метка: PROVEN (59:47), PROVEN (01:00:01).</w:t>
+        <w:t xml:space="preserve">Копия базы или доступ к тестовой базе и подписанное соглашение (В23). Зачем: изучение и разработка. Кто: Роман подписывает соглашение, Виталий готовит копию.</w:t>
       </w:r>
     </w:p>
     <w:bookmarkEnd w:id="31"/>

--- a/docs/meetings/2026-10-15-1c-call/1c-voprosy-roman.docx
+++ b/docs/meetings/2026-10-15-1c-call/1c-voprosy-roman.docx
@@ -2,7 +2,7 @@
 <file path=word/document.xml><?xml version="1.0" encoding="utf-8"?>
 <w:document xmlns:w="http://schemas.openxmlformats.org/wordprocessingml/2006/main" xmlns:m="http://schemas.openxmlformats.org/officeDocument/2006/math" xmlns:r="http://schemas.openxmlformats.org/officeDocument/2006/relationships" xmlns:o="urn:schemas-microsoft-com:office:office" xmlns:v="urn:schemas-microsoft-com:vml" xmlns:w10="urn:schemas-microsoft-com:office:word" xmlns:a="http://schemas.openxmlformats.org/drawingml/2006/main" xmlns:pic="http://schemas.openxmlformats.org/drawingml/2006/picture" xmlns:wp="http://schemas.openxmlformats.org/drawingml/2006/wordprocessingDrawing">
   <w:body>
-    <w:bookmarkStart w:id="32" w:name="евро-стекло-вопросы-для-романа-директор"/>
+    <w:bookmarkStart w:id="29" w:name="евро-стекло-вопросы-для-романа-директор"/>
     <w:p>
       <w:pPr>
         <w:pStyle w:val="Heading1"/>
@@ -11,6 +11,14 @@
         <w:t xml:space="preserve">Евро стекло — вопросы для Романа (директор)</w:t>
       </w:r>
     </w:p>
+    <w:p>
+      <w:pPr>
+        <w:pStyle w:val="FirstParagraph"/>
+      </w:pPr>
+      <w:r>
+        <w:t xml:space="preserve">Ответьте прямо под каждым вопросом в поле ответа; при необходимости процитируйте вопрос.</w:t>
+      </w:r>
+    </w:p>
     <w:bookmarkStart w:id="20" w:name="кому"/>
     <w:p>
       <w:pPr>
@@ -25,7 +33,7 @@
         <w:pStyle w:val="FirstParagraph"/>
       </w:pPr>
       <w:r>
-        <w:t xml:space="preserve">Роман, директор «Евро стекло». От: ARWOX (Андрей). Дата: 15.10.2026.</w:t>
+        <w:t xml:space="preserve">Роман, директор «Евро стекло». От: ARWOX (Андрей). Дата: 15 октября 2026.</w:t>
       </w:r>
     </w:p>
     <w:bookmarkEnd w:id="20"/>
@@ -40,826 +48,420 @@
     </w:p>
     <w:p>
       <w:pPr>
-        <w:numPr>
-          <w:ilvl w:val="0"/>
-          <w:numId w:val="1001"/>
-        </w:numPr>
-        <w:pStyle w:val="Compact"/>
-      </w:pPr>
-      <w:r>
-        <w:t xml:space="preserve">Нужны бизнес-ответы и решения до подготовки ТЗ по интеграции Битрикс24 и 1С.</w:t>
-      </w:r>
-    </w:p>
-    <w:p>
-      <w:pPr>
-        <w:numPr>
-          <w:ilvl w:val="0"/>
-          <w:numId w:val="1001"/>
-        </w:numPr>
-        <w:pStyle w:val="Compact"/>
-      </w:pPr>
-      <w:r>
-        <w:t xml:space="preserve">Ошибки, из-за которых заказы вернулись к вам (В7), и сбой базы (В13).</w:t>
-      </w:r>
-    </w:p>
-    <w:p>
-      <w:pPr>
-        <w:numPr>
-          <w:ilvl w:val="0"/>
-          <w:numId w:val="1001"/>
-        </w:numPr>
-        <w:pStyle w:val="Compact"/>
-      </w:pPr>
-      <w:r>
-        <w:t xml:space="preserve">Статусная модель и соответствие этапам Битрикс (В16).</w:t>
-      </w:r>
-    </w:p>
-    <w:p>
-      <w:pPr>
-        <w:numPr>
-          <w:ilvl w:val="0"/>
-          <w:numId w:val="1001"/>
-        </w:numPr>
-        <w:pStyle w:val="Compact"/>
-      </w:pPr>
-      <w:r>
-        <w:t xml:space="preserve">Изменение документов после отправки (В18) и общие моменты, о которых не сказали (В8).</w:t>
-      </w:r>
-    </w:p>
-    <w:p>
-      <w:pPr>
-        <w:numPr>
-          <w:ilvl w:val="0"/>
-          <w:numId w:val="1001"/>
-        </w:numPr>
-        <w:pStyle w:val="Compact"/>
-      </w:pPr>
-      <w:r>
-        <w:t xml:space="preserve">Доступ к копии базы для ARWOX (В23).</w:t>
+        <w:pStyle w:val="FirstParagraph"/>
+      </w:pPr>
+      <w:r>
+        <w:t xml:space="preserve">Нам нужны ваши ответы о том, как всё работает на практике, до подготовки технического задания по связке Битрикс24 и 1С. Мы хотим понять, можно ли опираться на текущие данные, как устроены статусы заказов, как часто меняются документы и как нам безопасно получить копию базы для изучения.</w:t>
       </w:r>
     </w:p>
     <w:bookmarkEnd w:id="21"/>
-    <w:bookmarkStart w:id="22" w:name="кратко-о-звонке"/>
+    <w:bookmarkStart w:id="28" w:name="вопросы"/>
     <w:p>
       <w:pPr>
         <w:pStyle w:val="Heading2"/>
       </w:pPr>
       <w:r>
-        <w:t xml:space="preserve">Кратко о звонке</w:t>
-      </w:r>
-    </w:p>
-    <w:p>
-      <w:pPr>
-        <w:numPr>
-          <w:ilvl w:val="0"/>
-          <w:numId w:val="1002"/>
-        </w:numPr>
-        <w:pStyle w:val="Compact"/>
-      </w:pPr>
-      <w:r>
-        <w:t xml:space="preserve">Евро стекло просит интеграцию Битрикс24 с учётной системой 1С: обмен документами по бизнес-процессу, от номенклатуры и договора до заказа и счёта (00:12, 00:33).</w:t>
-      </w:r>
-    </w:p>
-    <w:p>
-      <w:pPr>
-        <w:numPr>
-          <w:ilvl w:val="0"/>
-          <w:numId w:val="1002"/>
-        </w:numPr>
-        <w:pStyle w:val="Compact"/>
-      </w:pPr>
-      <w:r>
-        <w:t xml:space="preserve">Мастер-система остаётся 1С как учётная; в Битрикс24 документы только для просмотра и отправки, редактирование через 1С (02:04, 03:16).</w:t>
-      </w:r>
-    </w:p>
-    <w:p>
-      <w:pPr>
-        <w:numPr>
-          <w:ilvl w:val="0"/>
-          <w:numId w:val="1002"/>
-        </w:numPr>
-        <w:pStyle w:val="Compact"/>
-      </w:pPr>
-      <w:r>
-        <w:t xml:space="preserve">Статусная модель 1С не утверждена; Роман сказал, что статусы поменяют и переименуют под названия из Битрикс24, лишние скроют; ориентир — доска Miro (48:53, 49:44, 50:24, 51:27).</w:t>
-      </w:r>
-    </w:p>
-    <w:p>
-      <w:pPr>
-        <w:numPr>
-          <w:ilvl w:val="0"/>
-          <w:numId w:val="1002"/>
-        </w:numPr>
-        <w:pStyle w:val="Compact"/>
-      </w:pPr>
-      <w:r>
-        <w:t xml:space="preserve">Андрей предупредил: интегрировать неправильно работающую мастер-систему нельзя, 1С нужно исправить до интеграции; Роман: «хорошо, я понял» (58:49, 59:45).</w:t>
-      </w:r>
-    </w:p>
-    <w:p>
-      <w:pPr>
-        <w:numPr>
-          <w:ilvl w:val="0"/>
-          <w:numId w:val="1002"/>
-        </w:numPr>
-        <w:pStyle w:val="Compact"/>
-      </w:pPr>
-      <w:r>
-        <w:t xml:space="preserve">Доступ к 1С: Роман: «подпишем с вами бумагу, и, конечно, вопросов нет» (59:47, 01:00:01).</w:t>
-      </w:r>
-    </w:p>
-    <w:p>
-      <w:pPr>
-        <w:numPr>
-          <w:ilvl w:val="0"/>
-          <w:numId w:val="1002"/>
-        </w:numPr>
-        <w:pStyle w:val="Compact"/>
-      </w:pPr>
-      <w:r>
-        <w:t xml:space="preserve">Андрей вернётся с обратной связью по предварительной стоимости (01:00:06); предварительная стоимость и сроки не названы.</w:t>
+        <w:t xml:space="preserve">Вопросы</w:t>
+      </w:r>
+    </w:p>
+    <w:bookmarkStart w:id="22" w:name="Xbd88307abba213ec09321c4a68108f43b42d80e"/>
+    <w:p>
+      <w:pPr>
+        <w:pStyle w:val="Heading3"/>
+      </w:pPr>
+      <w:r>
+        <w:t xml:space="preserve">1. Что произошло с заказами, которые вернулись к вам</w:t>
+      </w:r>
+    </w:p>
+    <w:p>
+      <w:pPr>
+        <w:pStyle w:val="FirstParagraph"/>
+      </w:pPr>
+      <w:r>
+        <w:rPr>
+          <w:bCs/>
+          <w:b/>
+        </w:rPr>
+        <w:t xml:space="preserve">Вопрос:</w:t>
+      </w:r>
+      <w:r>
+        <w:t xml:space="preserve"> </w:t>
+      </w:r>
+      <w:r>
+        <w:t xml:space="preserve">Вы рассказывали, что один менеджер пропал из системы, его заказы «повисли» на вас, а заказы, ранее распределённые по менеджерам, тоже вернулись к вам. Расскажите, как это выглядело в работе и что, по вашему мнению, произошло.</w:t>
+      </w:r>
+    </w:p>
+    <w:p>
+      <w:pPr>
+        <w:pStyle w:val="BodyText"/>
+      </w:pPr>
+      <w:r>
+        <w:rPr>
+          <w:bCs/>
+          <w:b/>
+        </w:rPr>
+        <w:t xml:space="preserve">Что описать или прислать:</w:t>
+      </w:r>
+      <w:r>
+        <w:t xml:space="preserve"> </w:t>
+      </w:r>
+      <w:r>
+        <w:t xml:space="preserve">когда это заметили; какие заказы и каких менеджеров затронуло; что происходило с этим менеджером (уволился, был отключён, пересоздан); видели ли вы такое же расхождение в Битрикс24; что сделали, чтобы это исправить.</w:t>
+      </w:r>
+    </w:p>
+    <w:p>
+      <w:pPr>
+        <w:pStyle w:val="BodyText"/>
+      </w:pPr>
+      <w:r>
+        <w:rPr>
+          <w:bCs/>
+          <w:b/>
+        </w:rPr>
+        <w:t xml:space="preserve">Ответ:</w:t>
+      </w:r>
+    </w:p>
+    <w:p>
+      <w:pPr>
+        <w:pStyle w:val="BodyText"/>
+      </w:pPr>
+      <w:r>
+        <w:t xml:space="preserve"> </w:t>
       </w:r>
     </w:p>
     <w:bookmarkEnd w:id="22"/>
-    <w:bookmarkStart w:id="29" w:name="вопросы"/>
-    <w:p>
-      <w:pPr>
-        <w:pStyle w:val="Heading2"/>
-      </w:pPr>
-      <w:r>
-        <w:t xml:space="preserve">Вопросы</w:t>
-      </w:r>
-    </w:p>
-    <w:bookmarkStart w:id="23" w:name="X9cd284f9bd99d3ae220f3ffaa15c92c979b9482"/>
+    <w:bookmarkStart w:id="23" w:name="что-ещё-важно-знать-о-работе-системы"/>
     <w:p>
       <w:pPr>
         <w:pStyle w:val="Heading3"/>
       </w:pPr>
       <w:r>
-        <w:t xml:space="preserve">В7. Ошибки, из-за которых заказы вернулись к Роману</w:t>
-      </w:r>
-    </w:p>
-    <w:p>
-      <w:pPr>
-        <w:numPr>
-          <w:ilvl w:val="0"/>
-          <w:numId w:val="1003"/>
-        </w:numPr>
-        <w:pStyle w:val="Compact"/>
-      </w:pPr>
-      <w:r>
-        <w:t xml:space="preserve">Вопрос: Роман в конце звонка описал ошибки: один менеджер исчез из системы, его заказы повисли на Романе, а заказы, распределённые ранее по менеджерам, вернулись к нему. Установите причину: что произошло с пользователем и ответственным в 1С, затронуты ли ответственные в Битрикс, есть ли в журнале записи об этих изменениях и откатывался ли обмен.</w:t>
-      </w:r>
-    </w:p>
-    <w:p>
-      <w:pPr>
-        <w:numPr>
-          <w:ilvl w:val="0"/>
-          <w:numId w:val="1003"/>
-        </w:numPr>
-        <w:pStyle w:val="Compact"/>
-      </w:pPr>
-      <w:r>
-        <w:t xml:space="preserve">Источник: Дмитрий (вопрос D7)</w:t>
-      </w:r>
-    </w:p>
-    <w:p>
-      <w:pPr>
-        <w:numPr>
-          <w:ilvl w:val="0"/>
-          <w:numId w:val="1003"/>
-        </w:numPr>
-        <w:pStyle w:val="Compact"/>
-      </w:pPr>
-      <w:r>
-        <w:t xml:space="preserve">Цель: понять, это сбой базы (откат), ошибка обмена или действие людей; от этого зависит, можно ли строить интеграцию поверх текущих данных.</w:t>
-      </w:r>
-    </w:p>
-    <w:p>
-      <w:pPr>
-        <w:numPr>
-          <w:ilvl w:val="0"/>
-          <w:numId w:val="1003"/>
-        </w:numPr>
-        <w:pStyle w:val="Compact"/>
-      </w:pPr>
-      <w:r>
-        <w:t xml:space="preserve">Где смотреть: Конфигуратор или Администрирование → Журнал регистрации (события по пользователям и по документам «Заказ клиента», поле «Ответственный»); история изменений объекта; справочник пользователей.</w:t>
-      </w:r>
-    </w:p>
-    <w:p>
-      <w:pPr>
-        <w:numPr>
-          <w:ilvl w:val="0"/>
-          <w:numId w:val="1003"/>
-        </w:numPr>
-        <w:pStyle w:val="Compact"/>
-      </w:pPr>
-      <w:r>
-        <w:t xml:space="preserve">Что прислать: выгрузка записей журнала регистрации за период сбоя, список затронутых заказов, пояснение о причине.</w:t>
-      </w:r>
-    </w:p>
-    <w:p>
-      <w:pPr>
-        <w:numPr>
-          <w:ilvl w:val="0"/>
-          <w:numId w:val="1003"/>
-        </w:numPr>
-        <w:pStyle w:val="Compact"/>
-      </w:pPr>
-      <w:r>
-        <w:t xml:space="preserve">Ответ на встрече: Роман сказал, что один менеджер исчез из системы, его заказы автоматически повисли на Романе, а ранее распределённые заказы вернулись к нему, как будто работа откатилась примерно на два месяца; в звонке речь о заказах, не о задачах</w:t>
+        <w:t xml:space="preserve">2. Что ещё важно знать о работе системы</w:t>
+      </w:r>
+    </w:p>
+    <w:p>
+      <w:pPr>
+        <w:pStyle w:val="FirstParagraph"/>
+      </w:pPr>
+      <w:r>
+        <w:rPr>
+          <w:bCs/>
+          <w:b/>
+        </w:rPr>
+        <w:t xml:space="preserve">Вопрос:</w:t>
+      </w:r>
+      <w:r>
+        <w:t xml:space="preserve"> </w:t>
+      </w:r>
+      <w:r>
+        <w:t xml:space="preserve">Что ещё, по вашему опыту, нам важно знать о том, как сейчас устроена работа с 1С и Битрикс24, о чём мы не спросили?</w:t>
+      </w:r>
+    </w:p>
+    <w:p>
+      <w:pPr>
+        <w:pStyle w:val="BodyText"/>
+      </w:pPr>
+      <w:r>
+        <w:rPr>
+          <w:bCs/>
+          <w:b/>
+        </w:rPr>
+        <w:t xml:space="preserve">Что описать или прислать:</w:t>
+      </w:r>
+      <w:r>
+        <w:t xml:space="preserve"> </w:t>
+      </w:r>
+      <w:r>
+        <w:t xml:space="preserve">известные неудобства и обходные приёмы, которыми пользуются сотрудники; ошибки, которые давно не исправлены; операции, которые делаются вручную; планируемые изменения в 1С в ближайшие месяцы; сторонние сервисы, от которых зависит работа. Свободный список, без подготовки.</w:t>
+      </w:r>
+    </w:p>
+    <w:p>
+      <w:pPr>
+        <w:pStyle w:val="BodyText"/>
+      </w:pPr>
+      <w:r>
+        <w:rPr>
+          <w:bCs/>
+          <w:b/>
+        </w:rPr>
+        <w:t xml:space="preserve">Ответ:</w:t>
+      </w:r>
+    </w:p>
+    <w:p>
+      <w:pPr>
+        <w:pStyle w:val="BodyText"/>
+      </w:pPr>
+      <w:r>
+        <w:t xml:space="preserve"> </w:t>
       </w:r>
     </w:p>
     <w:bookmarkEnd w:id="23"/>
-    <w:bookmarkStart w:id="24" w:name="в8.-общие-моменты-о-которых-не-сказали"/>
+    <w:bookmarkStart w:id="24" w:name="X945fd14496cfc49299197524ae141f17feed950"/>
     <w:p>
       <w:pPr>
         <w:pStyle w:val="Heading3"/>
       </w:pPr>
       <w:r>
-        <w:t xml:space="preserve">В8. Общие моменты, о которых не сказали</w:t>
-      </w:r>
-    </w:p>
-    <w:p>
-      <w:pPr>
-        <w:numPr>
-          <w:ilvl w:val="0"/>
-          <w:numId w:val="1004"/>
-        </w:numPr>
-        <w:pStyle w:val="Compact"/>
-      </w:pPr>
-      <w:r>
-        <w:t xml:space="preserve">Вопрос: Что ещё важно знать интегратору о базе и интеграции и о чём мы не спросили: известные ограничения, «костыли», незакрытые ошибки, ручные операции, планы по доработкам 1С в ближайшие месяцы, зависимости от внешних сервисов?</w:t>
-      </w:r>
-    </w:p>
-    <w:p>
-      <w:pPr>
-        <w:numPr>
-          <w:ilvl w:val="0"/>
-          <w:numId w:val="1004"/>
-        </w:numPr>
-        <w:pStyle w:val="Compact"/>
-      </w:pPr>
-      <w:r>
-        <w:t xml:space="preserve">Источник: Дмитрий (вопрос D8)</w:t>
-      </w:r>
-    </w:p>
-    <w:p>
-      <w:pPr>
-        <w:numPr>
-          <w:ilvl w:val="0"/>
-          <w:numId w:val="1004"/>
-        </w:numPr>
-        <w:pStyle w:val="Compact"/>
-      </w:pPr>
-      <w:r>
-        <w:t xml:space="preserve">Цель: закрыть неизвестные до начала оценки, чтобы не получить дорогие изменения в ходе работ.</w:t>
-      </w:r>
-    </w:p>
-    <w:p>
-      <w:pPr>
-        <w:numPr>
-          <w:ilvl w:val="0"/>
-          <w:numId w:val="1004"/>
-        </w:numPr>
-        <w:pStyle w:val="Compact"/>
-      </w:pPr>
-      <w:r>
-        <w:t xml:space="preserve">Где смотреть: список задач в доработку, переписка с прошлым разработчиком, внутренняя документация, комментарии в модулях.</w:t>
-      </w:r>
-    </w:p>
-    <w:p>
-      <w:pPr>
-        <w:numPr>
-          <w:ilvl w:val="0"/>
-          <w:numId w:val="1004"/>
-        </w:numPr>
-        <w:pStyle w:val="Compact"/>
-      </w:pPr>
-      <w:r>
-        <w:t xml:space="preserve">Что прислать: свободное описание списком, ссылки на внутреннюю документацию.</w:t>
-      </w:r>
-    </w:p>
-    <w:p>
-      <w:pPr>
-        <w:numPr>
-          <w:ilvl w:val="0"/>
-          <w:numId w:val="1004"/>
-        </w:numPr>
-        <w:pStyle w:val="Compact"/>
-      </w:pPr>
-      <w:r>
-        <w:t xml:space="preserve">Ответ на встрече: нет; Роман лишь сказал, что процесс адаптации 1С под бизнес-модель идёт постоянно (54:21)</w:t>
+        <w:t xml:space="preserve">3. Сбой базы: что случилось и что восстановили</w:t>
+      </w:r>
+    </w:p>
+    <w:p>
+      <w:pPr>
+        <w:pStyle w:val="FirstParagraph"/>
+      </w:pPr>
+      <w:r>
+        <w:rPr>
+          <w:bCs/>
+          <w:b/>
+        </w:rPr>
+        <w:t xml:space="preserve">Вопрос:</w:t>
+      </w:r>
+      <w:r>
+        <w:t xml:space="preserve"> </w:t>
+      </w:r>
+      <w:r>
+        <w:t xml:space="preserve">Что произошло с базой в последнее время и как это повлияло на работу: что потерялось или откатилось, и можно ли сейчас доверять данным?</w:t>
+      </w:r>
+    </w:p>
+    <w:p>
+      <w:pPr>
+        <w:pStyle w:val="BodyText"/>
+      </w:pPr>
+      <w:r>
+        <w:rPr>
+          <w:bCs/>
+          <w:b/>
+        </w:rPr>
+        <w:t xml:space="preserve">Что описать или прислать:</w:t>
+      </w:r>
+      <w:r>
+        <w:t xml:space="preserve"> </w:t>
+      </w:r>
+      <w:r>
+        <w:t xml:space="preserve">когда это случилось и как узнали; за какое число восстановлена информация; что проверяли после восстановления (цены, ответственные, обмен с Битрикс24); остались ли известные расхождения. Короткое письменное описание подойдёт.</w:t>
+      </w:r>
+    </w:p>
+    <w:p>
+      <w:pPr>
+        <w:pStyle w:val="BodyText"/>
+      </w:pPr>
+      <w:r>
+        <w:rPr>
+          <w:bCs/>
+          <w:b/>
+        </w:rPr>
+        <w:t xml:space="preserve">Ответ:</w:t>
+      </w:r>
+    </w:p>
+    <w:p>
+      <w:pPr>
+        <w:pStyle w:val="BodyText"/>
+      </w:pPr>
+      <w:r>
+        <w:t xml:space="preserve"> </w:t>
       </w:r>
     </w:p>
     <w:bookmarkEnd w:id="24"/>
-    <w:bookmarkStart w:id="25" w:name="X4859a1c4799dcfa4e6d3b953904894e2bf57eec"/>
+    <w:bookmarkStart w:id="25" w:name="X45946d7bef21787c2ed7fe370e582fcc256680b"/>
     <w:p>
       <w:pPr>
         <w:pStyle w:val="Heading3"/>
       </w:pPr>
       <w:r>
-        <w:t xml:space="preserve">В13. Сбой базы: что произошло и что восстановлено</w:t>
-      </w:r>
-    </w:p>
-    <w:p>
-      <w:pPr>
-        <w:numPr>
-          <w:ilvl w:val="0"/>
-          <w:numId w:val="1005"/>
-        </w:numPr>
-        <w:pStyle w:val="Compact"/>
-      </w:pPr>
-      <w:r>
-        <w:t xml:space="preserve">Вопрос: Что за сбой случился с базой в последнее время (дата и время, причина, что именно откатилось или потерялось)? Какая резервная копия использована для восстановления, за какое число она сделана? Подтягиваются ли теперь цены и ответственные, затронут ли обмен с Битрикс?</w:t>
-      </w:r>
-    </w:p>
-    <w:p>
-      <w:pPr>
-        <w:numPr>
-          <w:ilvl w:val="0"/>
-          <w:numId w:val="1005"/>
-        </w:numPr>
-        <w:pStyle w:val="Compact"/>
-      </w:pPr>
-      <w:r>
-        <w:t xml:space="preserve">Источник: транскрипция (12:07)</w:t>
-      </w:r>
-    </w:p>
-    <w:p>
-      <w:pPr>
-        <w:numPr>
-          <w:ilvl w:val="0"/>
-          <w:numId w:val="1005"/>
-        </w:numPr>
-        <w:pStyle w:val="Compact"/>
-      </w:pPr>
-      <w:r>
-        <w:t xml:space="preserve">Цель: понять, можно ли доверять текущим данным, и не строить интеграцию на повреждённой базе (Андрей: нельзя интегрировать неправильно работающую мастер-систему, 58:49).</w:t>
-      </w:r>
-    </w:p>
-    <w:p>
-      <w:pPr>
-        <w:numPr>
-          <w:ilvl w:val="0"/>
-          <w:numId w:val="1005"/>
-        </w:numPr>
-        <w:pStyle w:val="Compact"/>
-      </w:pPr>
-      <w:r>
-        <w:t xml:space="preserve">Где смотреть: журнал регистрации; записи об администрировании сервера и резервного копирования; история восстановлений у провайдера.</w:t>
-      </w:r>
-    </w:p>
-    <w:p>
-      <w:pPr>
-        <w:numPr>
-          <w:ilvl w:val="0"/>
-          <w:numId w:val="1005"/>
-        </w:numPr>
-        <w:pStyle w:val="Compact"/>
-      </w:pPr>
-      <w:r>
-        <w:t xml:space="preserve">Что прислать: письменное описание сбоя, дата последней резервной копии, список проверенных и исправленных данных.</w:t>
-      </w:r>
-    </w:p>
-    <w:p>
-      <w:pPr>
-        <w:numPr>
-          <w:ilvl w:val="0"/>
-          <w:numId w:val="1005"/>
-        </w:numPr>
-        <w:pStyle w:val="Compact"/>
-      </w:pPr>
-      <w:r>
-        <w:t xml:space="preserve">Ответ на встрече: Роман не знает причину цен, предполагает сбой после «разбомбили сервера» (12:07, 12:21); позже сказал, что работа как будто откатилась на пару месяцев (57:26)</w:t>
+        <w:t xml:space="preserve">4. Состояния заказа и как они соотносятся с этапами в Битрикс24</w:t>
+      </w:r>
+    </w:p>
+    <w:p>
+      <w:pPr>
+        <w:pStyle w:val="FirstParagraph"/>
+      </w:pPr>
+      <w:r>
+        <w:rPr>
+          <w:bCs/>
+          <w:b/>
+        </w:rPr>
+        <w:t xml:space="preserve">Вопрос:</w:t>
+      </w:r>
+      <w:r>
+        <w:t xml:space="preserve"> </w:t>
+      </w:r>
+      <w:r>
+        <w:t xml:space="preserve">Какие состояния заказа сейчас реально используются в работе, кто и когда переводит заказ из одного состояния в другое, и как это соответствует этапам сделки в Битрикс24?</w:t>
+      </w:r>
+    </w:p>
+    <w:p>
+      <w:pPr>
+        <w:pStyle w:val="BodyText"/>
+      </w:pPr>
+      <w:r>
+        <w:rPr>
+          <w:bCs/>
+          <w:b/>
+        </w:rPr>
+        <w:t xml:space="preserve">Что описать или прислать:</w:t>
+      </w:r>
+      <w:r>
+        <w:t xml:space="preserve"> </w:t>
+      </w:r>
+      <w:r>
+        <w:t xml:space="preserve">полный список состояний с пометкой, какие используются, а какие остались «для галочки»; кто меняет состояние и по какому событию (вручную, автоматически, после оплаты); какие несколько состояний сейчас считаются одним этапом в Битрикс24; какие этапы с доски в Miro вы считаете окончательными; как фактически меняется состояние при оплате.</w:t>
+      </w:r>
+    </w:p>
+    <w:p>
+      <w:pPr>
+        <w:pStyle w:val="BodyText"/>
+      </w:pPr>
+      <w:r>
+        <w:rPr>
+          <w:bCs/>
+          <w:b/>
+        </w:rPr>
+        <w:t xml:space="preserve">Ответ:</w:t>
+      </w:r>
+    </w:p>
+    <w:p>
+      <w:pPr>
+        <w:pStyle w:val="BodyText"/>
+      </w:pPr>
+      <w:r>
+        <w:t xml:space="preserve"> </w:t>
       </w:r>
     </w:p>
     <w:bookmarkEnd w:id="25"/>
-    <w:bookmarkStart w:id="26" w:name="X505d126bb0d5a16ec024a7546088f96ba6a5444"/>
+    <w:bookmarkStart w:id="26" w:name="X855e96f7e9b28feaefc4d4fcf8b8f9bb654bf16"/>
     <w:p>
       <w:pPr>
         <w:pStyle w:val="Heading3"/>
       </w:pPr>
       <w:r>
-        <w:t xml:space="preserve">В16. Состояния заказа в 1С и соответствие этапам Битрикс</w:t>
-      </w:r>
-    </w:p>
-    <w:p>
-      <w:pPr>
-        <w:numPr>
-          <w:ilvl w:val="0"/>
-          <w:numId w:val="1006"/>
-        </w:numPr>
-        <w:pStyle w:val="Compact"/>
-      </w:pPr>
-      <w:r>
-        <w:t xml:space="preserve">Вопрос: Выгрузите полный список состояний заказа клиента в 1С: какие используются, какие «есть, но не выбираются», кто и по какому событию их меняет (вручную, обработка, бизнес-процесс, автоматически при оплате). Как сейчас состояния 1С сопоставлены этапам сделки в Битрикс (один этап = несколько состояний)?</w:t>
-      </w:r>
-    </w:p>
-    <w:p>
-      <w:pPr>
-        <w:numPr>
-          <w:ilvl w:val="0"/>
-          <w:numId w:val="1006"/>
-        </w:numPr>
-        <w:pStyle w:val="Compact"/>
-      </w:pPr>
-      <w:r>
-        <w:t xml:space="preserve">Источник: транскрипция (50:24)</w:t>
-      </w:r>
-    </w:p>
-    <w:p>
-      <w:pPr>
-        <w:numPr>
-          <w:ilvl w:val="0"/>
-          <w:numId w:val="1006"/>
-        </w:numPr>
-        <w:pStyle w:val="Compact"/>
-      </w:pPr>
-      <w:r>
-        <w:t xml:space="preserve">Цель: подготовить утверждённую таблицу соответствия; Андрей предупредил, что смена статусов в ходе работ удорожает проект (48:26, 50:58).</w:t>
-      </w:r>
-    </w:p>
-    <w:p>
-      <w:pPr>
-        <w:numPr>
-          <w:ilvl w:val="0"/>
-          <w:numId w:val="1006"/>
-        </w:numPr>
-        <w:pStyle w:val="Compact"/>
-      </w:pPr>
-      <w:r>
-        <w:t xml:space="preserve">Где смотреть: Конфигуратор → Перечисления или справочник «Состояния заказов»; модули документа «Заказ клиента»; настройки коннектора.</w:t>
-      </w:r>
-    </w:p>
-    <w:p>
-      <w:pPr>
-        <w:numPr>
-          <w:ilvl w:val="0"/>
-          <w:numId w:val="1006"/>
-        </w:numPr>
-        <w:pStyle w:val="Compact"/>
-      </w:pPr>
-      <w:r>
-        <w:t xml:space="preserve">Что прислать: таблица «состояние 1С — признак использования — кто меняет — этап Битрикс».</w:t>
-      </w:r>
-    </w:p>
-    <w:p>
-      <w:pPr>
-        <w:numPr>
-          <w:ilvl w:val="0"/>
-          <w:numId w:val="1006"/>
-        </w:numPr>
-        <w:pStyle w:val="Compact"/>
-      </w:pPr>
-      <w:r>
-        <w:t xml:space="preserve">Ответ на встрече: Роман: текущие статусы будут менять, лишние скроют, названия приведут к тем, что на доске «Мира» (в записи «по Мира доске», вероятно Miro); Андрей спросил, группирует ли текущая интеграция несколько состояний 1С в один этап Битрикс, ответа по факту нет; про оплату Роман сказал, что смена состояния ведётся вручную (23:40), но тут же — что оплата подтягивается и состояние меняется (36:13)</w:t>
+        <w:t xml:space="preserve">5. Как часто документы правят после отправки клиенту</w:t>
+      </w:r>
+    </w:p>
+    <w:p>
+      <w:pPr>
+        <w:pStyle w:val="FirstParagraph"/>
+      </w:pPr>
+      <w:r>
+        <w:rPr>
+          <w:bCs/>
+          <w:b/>
+        </w:rPr>
+        <w:t xml:space="preserve">Вопрос:</w:t>
+      </w:r>
+      <w:r>
+        <w:t xml:space="preserve"> </w:t>
+      </w:r>
+      <w:r>
+        <w:t xml:space="preserve">Как часто заказ, счёт или реализацию меняют после того, как их сформировали и отправили клиенту, и как сотрудники узнают, что отправленная форма устарела?</w:t>
+      </w:r>
+    </w:p>
+    <w:p>
+      <w:pPr>
+        <w:pStyle w:val="BodyText"/>
+      </w:pPr>
+      <w:r>
+        <w:rPr>
+          <w:bCs/>
+          <w:b/>
+        </w:rPr>
+        <w:t xml:space="preserve">Что описать или прислать:</w:t>
+      </w:r>
+      <w:r>
+        <w:t xml:space="preserve"> </w:t>
+      </w:r>
+      <w:r>
+        <w:t xml:space="preserve">примерную частоту изменений по каждому виду документа; кто обычно вносит такие правки и по какой причине; один-два реальных примера (без персональных данных); как сейчас поступают, чтобы клиент получил актуальную версию.</w:t>
+      </w:r>
+    </w:p>
+    <w:p>
+      <w:pPr>
+        <w:pStyle w:val="BodyText"/>
+      </w:pPr>
+      <w:r>
+        <w:rPr>
+          <w:bCs/>
+          <w:b/>
+        </w:rPr>
+        <w:t xml:space="preserve">Ответ:</w:t>
+      </w:r>
+    </w:p>
+    <w:p>
+      <w:pPr>
+        <w:pStyle w:val="BodyText"/>
+      </w:pPr>
+      <w:r>
+        <w:t xml:space="preserve"> </w:t>
       </w:r>
     </w:p>
     <w:bookmarkEnd w:id="26"/>
-    <w:bookmarkStart w:id="27" w:name="в18.-изменение-документа-после-отправки"/>
+    <w:bookmarkStart w:id="27" w:name="копия-базы-и-доступ-для-arwox"/>
     <w:p>
       <w:pPr>
         <w:pStyle w:val="Heading3"/>
       </w:pPr>
       <w:r>
-        <w:t xml:space="preserve">В18. Изменение документа после отправки</w:t>
-      </w:r>
-    </w:p>
-    <w:p>
-      <w:pPr>
-        <w:numPr>
-          <w:ilvl w:val="0"/>
-          <w:numId w:val="1007"/>
-        </w:numPr>
-        <w:pStyle w:val="Compact"/>
-      </w:pPr>
-      <w:r>
-        <w:t xml:space="preserve">Вопрос: Как часто заказ, счёт или реализацию правят после того, как они были сформированы и отправлены клиенту? Есть ли в 1С признак изменения (дата изменения, версия, история объекта, журнал), по которому можно понять, что печатная форма устарела?</w:t>
-      </w:r>
-    </w:p>
-    <w:p>
-      <w:pPr>
-        <w:numPr>
-          <w:ilvl w:val="0"/>
-          <w:numId w:val="1007"/>
-        </w:numPr>
-        <w:pStyle w:val="Compact"/>
-      </w:pPr>
-      <w:r>
-        <w:t xml:space="preserve">Источник: транскрипция (32:26)</w:t>
-      </w:r>
-    </w:p>
-    <w:p>
-      <w:pPr>
-        <w:numPr>
-          <w:ilvl w:val="0"/>
-          <w:numId w:val="1007"/>
-        </w:numPr>
-        <w:pStyle w:val="Compact"/>
-      </w:pPr>
-      <w:r>
-        <w:t xml:space="preserve">Цель: решить, как Битрикс узнаёт об изменении формы; Дмитрий отметил, что сравнение форм сложное (33:21).</w:t>
-      </w:r>
-    </w:p>
-    <w:p>
-      <w:pPr>
-        <w:numPr>
-          <w:ilvl w:val="0"/>
-          <w:numId w:val="1007"/>
-        </w:numPr>
-        <w:pStyle w:val="Compact"/>
-      </w:pPr>
-      <w:r>
-        <w:t xml:space="preserve">Где смотреть: Конфигуратор или Администрирование → Журнал регистрации, история изменений объектов; версионирование объектов; свойство «Дата изменения» документа.</w:t>
-      </w:r>
-    </w:p>
-    <w:p>
-      <w:pPr>
-        <w:numPr>
-          <w:ilvl w:val="0"/>
-          <w:numId w:val="1007"/>
-        </w:numPr>
-        <w:pStyle w:val="Compact"/>
-      </w:pPr>
-      <w:r>
-        <w:t xml:space="preserve">Что прислать: оценка частоты изменений по документам, пример документа с историей изменений.</w:t>
-      </w:r>
-    </w:p>
-    <w:p>
-      <w:pPr>
-        <w:numPr>
-          <w:ilvl w:val="0"/>
-          <w:numId w:val="1007"/>
-        </w:numPr>
-        <w:pStyle w:val="Compact"/>
-      </w:pPr>
-      <w:r>
-        <w:t xml:space="preserve">Ответ на встрече: Андрей спросил, как часто меняют печатные формы; Виталий ответил, что такое может быть: в заказы и реализации вносят изменения; частоты нет</w:t>
+        <w:t xml:space="preserve">6. Копия базы и доступ для ARWOX</w:t>
+      </w:r>
+    </w:p>
+    <w:p>
+      <w:pPr>
+        <w:pStyle w:val="FirstParagraph"/>
+      </w:pPr>
+      <w:r>
+        <w:rPr>
+          <w:bCs/>
+          <w:b/>
+        </w:rPr>
+        <w:t xml:space="preserve">Вопрос:</w:t>
+      </w:r>
+      <w:r>
+        <w:t xml:space="preserve"> </w:t>
+      </w:r>
+      <w:r>
+        <w:t xml:space="preserve">Когда и в каком виде вы сможете передать нам копию базы или доступ к тестовой базе для изучения и работы?</w:t>
+      </w:r>
+    </w:p>
+    <w:p>
+      <w:pPr>
+        <w:pStyle w:val="BodyText"/>
+      </w:pPr>
+      <w:r>
+        <w:rPr>
+          <w:bCs/>
+          <w:b/>
+        </w:rPr>
+        <w:t xml:space="preserve">Что описать или прислать:</w:t>
+      </w:r>
+      <w:r>
+        <w:t xml:space="preserve"> </w:t>
+      </w:r>
+      <w:r>
+        <w:t xml:space="preserve">желаемый срок передачи; в каком виде удобнее (копия или доступ к тестовой базе); будут ли персональные данные обезличены; нужно ли что-то со стороны ARWOX (подписание соглашения, подключение, отдельный сервер); кто у вас отвечает за подготовку копии. Пароли в ответе не указывайте: параметры доступа передайте безопасным способом.</w:t>
+      </w:r>
+    </w:p>
+    <w:p>
+      <w:pPr>
+        <w:pStyle w:val="BodyText"/>
+      </w:pPr>
+      <w:r>
+        <w:rPr>
+          <w:bCs/>
+          <w:b/>
+        </w:rPr>
+        <w:t xml:space="preserve">Ответ:</w:t>
+      </w:r>
+    </w:p>
+    <w:p>
+      <w:pPr>
+        <w:pStyle w:val="BodyText"/>
+      </w:pPr>
+      <w:r>
+        <w:t xml:space="preserve"> </w:t>
       </w:r>
     </w:p>
     <w:bookmarkEnd w:id="27"/>
-    <w:bookmarkStart w:id="28" w:name="X88c8468069a6b8edfcc0248c434d6eb5f8c4edd"/>
-    <w:p>
-      <w:pPr>
-        <w:pStyle w:val="Heading3"/>
-      </w:pPr>
-      <w:r>
-        <w:t xml:space="preserve">В23. Тестовая копия базы и доступ для ARWOX</w:t>
-      </w:r>
-    </w:p>
-    <w:p>
-      <w:pPr>
-        <w:numPr>
-          <w:ilvl w:val="0"/>
-          <w:numId w:val="1008"/>
-        </w:numPr>
-        <w:pStyle w:val="Compact"/>
-      </w:pPr>
-      <w:r>
-        <w:t xml:space="preserve">Вопрос: Когда и в каком виде вы сможете передать копию базы для работы ARWOX (выгрузка .dt или доступ к тестовой базе), в какой версии платформы, с обезличиванием персональных данных? Нужны ли лицензии, VPN, сервер для развёртывания, подписанное соглашение?</w:t>
-      </w:r>
-    </w:p>
-    <w:p>
-      <w:pPr>
-        <w:numPr>
-          <w:ilvl w:val="0"/>
-          <w:numId w:val="1008"/>
-        </w:numPr>
-        <w:pStyle w:val="Compact"/>
-      </w:pPr>
-      <w:r>
-        <w:t xml:space="preserve">Источник: транскрипция (59:47)</w:t>
-      </w:r>
-    </w:p>
-    <w:p>
-      <w:pPr>
-        <w:numPr>
-          <w:ilvl w:val="0"/>
-          <w:numId w:val="1008"/>
-        </w:numPr>
-        <w:pStyle w:val="Compact"/>
-      </w:pPr>
-      <w:r>
-        <w:t xml:space="preserve">Цель: получить безопасную среду для изучения и разработки; по словам Андрея, раньше работа остановилась именно на доступе к 1С (01:00:37).</w:t>
-      </w:r>
-    </w:p>
-    <w:p>
-      <w:pPr>
-        <w:numPr>
-          <w:ilvl w:val="0"/>
-          <w:numId w:val="1008"/>
-        </w:numPr>
-        <w:pStyle w:val="Compact"/>
-      </w:pPr>
-      <w:r>
-        <w:t xml:space="preserve">Где смотреть: Конфигуратор → Администрирование → Выгрузить информационную базу; настройки резервного копирования; политика доступа.</w:t>
-      </w:r>
-    </w:p>
-    <w:p>
-      <w:pPr>
-        <w:numPr>
-          <w:ilvl w:val="0"/>
-          <w:numId w:val="1008"/>
-        </w:numPr>
-        <w:pStyle w:val="Compact"/>
-      </w:pPr>
-      <w:r>
-        <w:t xml:space="preserve">Что прислать: копия или доступ к тестовой базе без паролей в тексте (параметры подключения по защищённому каналу), описание ограничений.</w:t>
-      </w:r>
-    </w:p>
-    <w:p>
-      <w:pPr>
-        <w:numPr>
-          <w:ilvl w:val="0"/>
-          <w:numId w:val="1008"/>
-        </w:numPr>
-        <w:pStyle w:val="Compact"/>
-      </w:pPr>
-      <w:r>
-        <w:t xml:space="preserve">Ответ на встрече: Андрей: копию базы можно передать; Роман: подпишем бумагу, вопросов нет (01:00:01)</w:t>
-      </w:r>
-    </w:p>
     <w:bookmarkEnd w:id="28"/>
     <w:bookmarkEnd w:id="29"/>
-    <w:bookmarkStart w:id="30" w:name="что-нужно-от-вас"/>
-    <w:p>
-      <w:pPr>
-        <w:pStyle w:val="Heading2"/>
-      </w:pPr>
-      <w:r>
-        <w:t xml:space="preserve">Что нужно от вас</w:t>
-      </w:r>
-    </w:p>
-    <w:p>
-      <w:pPr>
-        <w:numPr>
-          <w:ilvl w:val="0"/>
-          <w:numId w:val="1009"/>
-        </w:numPr>
-        <w:pStyle w:val="Compact"/>
-      </w:pPr>
-      <w:r>
-        <w:t xml:space="preserve">Прислать контакты Виталия: Спикер 1 просит Романа «скинуть» его телеграм, почту, телефон (01:00:32). Срок отправки не назван.</w:t>
-      </w:r>
-    </w:p>
-    <w:p>
-      <w:pPr>
-        <w:numPr>
-          <w:ilvl w:val="0"/>
-          <w:numId w:val="1009"/>
-        </w:numPr>
-        <w:pStyle w:val="Compact"/>
-      </w:pPr>
-      <w:r>
-        <w:t xml:space="preserve">Подписать документ о доступе: «подпишем с вами бумагу, и, конечно, вопросов нет» (59:47, 01:00:01).</w:t>
-      </w:r>
-    </w:p>
-    <w:p>
-      <w:pPr>
-        <w:numPr>
-          <w:ilvl w:val="0"/>
-          <w:numId w:val="1009"/>
-        </w:numPr>
-        <w:pStyle w:val="Compact"/>
-      </w:pPr>
-      <w:r>
-        <w:t xml:space="preserve">Согласовать статусную модель: статусы поменяют и переименуют под названия из Битрикс24, лишние скроют; ориентир — доска Miro (48:53, 49:44, 50:24, 51:27). Андрей предупредил: новые или удалённые статусы после реализации = доработки и рост стоимости (50:58).</w:t>
-      </w:r>
-    </w:p>
-    <w:p>
-      <w:pPr>
-        <w:numPr>
-          <w:ilvl w:val="0"/>
-          <w:numId w:val="1009"/>
-        </w:numPr>
-        <w:pStyle w:val="Compact"/>
-      </w:pPr>
-      <w:r>
-        <w:t xml:space="preserve">Имя пользователя-бота на портале Битрикс24 в звонке не названо; его сообщают Андрей или Роман. Если вам оно известно, сообщите.</w:t>
-      </w:r>
-    </w:p>
-    <w:p>
-      <w:pPr>
-        <w:numPr>
-          <w:ilvl w:val="0"/>
-          <w:numId w:val="1009"/>
-        </w:numPr>
-        <w:pStyle w:val="Compact"/>
-      </w:pPr>
-      <w:r>
-        <w:t xml:space="preserve">Подтвердить перечень документов (заказ, счёт, реализация и УПД, заказ на производство; 52:04-52:31) и что о смене форм нужно уведомлять Битрикс24 (33:02).</w:t>
-      </w:r>
-    </w:p>
-    <w:bookmarkEnd w:id="30"/>
-    <w:bookmarkStart w:id="31" w:name="документы"/>
-    <w:p>
-      <w:pPr>
-        <w:pStyle w:val="Heading2"/>
-      </w:pPr>
-      <w:r>
-        <w:t xml:space="preserve">Документы</w:t>
-      </w:r>
-    </w:p>
-    <w:p>
-      <w:pPr>
-        <w:numPr>
-          <w:ilvl w:val="0"/>
-          <w:numId w:val="1010"/>
-        </w:numPr>
-        <w:pStyle w:val="Compact"/>
-      </w:pPr>
-      <w:r>
-        <w:t xml:space="preserve">Контакты Виталия (Telegram, почта, телефон). Зачем: прямой канал связи. Кто: Роман.</w:t>
-      </w:r>
-    </w:p>
-    <w:p>
-      <w:pPr>
-        <w:numPr>
-          <w:ilvl w:val="0"/>
-          <w:numId w:val="1010"/>
-        </w:numPr>
-        <w:pStyle w:val="Compact"/>
-      </w:pPr>
-      <w:r>
-        <w:t xml:space="preserve">Описание бота или механизма интеграции и пользователя-бота на портале [имя пользователя-бота — уточнить у Андрея/Романа], без паролей (В3, В11). Зачем: понять автоматизацию на портале. Кто: Виталий, Андрей, Роман.</w:t>
-      </w:r>
-    </w:p>
-    <w:p>
-      <w:pPr>
-        <w:numPr>
-          <w:ilvl w:val="0"/>
-          <w:numId w:val="1010"/>
-        </w:numPr>
-        <w:pStyle w:val="Compact"/>
-      </w:pPr>
-      <w:r>
-        <w:t xml:space="preserve">Таблица соответствия состояний 1С и этапов сделки Битрикс, включая этапы с доски Miro (В16). Зачем: согласовать неизменяемую статусную модель. Кто: Роман, с технической частью от Виталия.</w:t>
-      </w:r>
-    </w:p>
-    <w:p>
-      <w:pPr>
-        <w:numPr>
-          <w:ilvl w:val="0"/>
-          <w:numId w:val="1010"/>
-        </w:numPr>
-        <w:pStyle w:val="Compact"/>
-      </w:pPr>
-      <w:r>
-        <w:t xml:space="preserve">Список печатных форм и документов для передачи в Битрикс, образцы PDF без персональных данных (В17, В18). Зачем: определить состав таймлайна и способ формирования. Кто: Роман, Виталий.</w:t>
-      </w:r>
-    </w:p>
-    <w:p>
-      <w:pPr>
-        <w:numPr>
-          <w:ilvl w:val="0"/>
-          <w:numId w:val="1010"/>
-        </w:numPr>
-        <w:pStyle w:val="Compact"/>
-      </w:pPr>
-      <w:r>
-        <w:t xml:space="preserve">Описание ценообразования и правил разноски оплат (В20, В22). Зачем: понять, какие данные идут в Битрикс. Кто: Виталий, Роман.</w:t>
-      </w:r>
-    </w:p>
-    <w:p>
-      <w:pPr>
-        <w:numPr>
-          <w:ilvl w:val="0"/>
-          <w:numId w:val="1010"/>
-        </w:numPr>
-        <w:pStyle w:val="Compact"/>
-      </w:pPr>
-      <w:r>
-        <w:t xml:space="preserve">Описание сбоя и восстановления базы: дата, причина, использованная копия (В13). Зачем: оценить достоверность данных. Кто: Виталий, Роман.</w:t>
-      </w:r>
-    </w:p>
-    <w:p>
-      <w:pPr>
-        <w:numPr>
-          <w:ilvl w:val="0"/>
-          <w:numId w:val="1010"/>
-        </w:numPr>
-        <w:pStyle w:val="Compact"/>
-      </w:pPr>
-      <w:r>
-        <w:t xml:space="preserve">Перечень ролей и пользователей 1С (по ролям, без паролей) (В10, В11). Зачем: понять, кто работает в 1С и в Битрикс. Кто: Роман, Виталий.</w:t>
-      </w:r>
-    </w:p>
-    <w:p>
-      <w:pPr>
-        <w:numPr>
-          <w:ilvl w:val="0"/>
-          <w:numId w:val="1010"/>
-        </w:numPr>
-        <w:pStyle w:val="Compact"/>
-      </w:pPr>
-      <w:r>
-        <w:t xml:space="preserve">Копия базы или доступ к тестовой базе и подписанное соглашение (В23). Зачем: изучение и разработка. Кто: Роман подписывает соглашение, Виталий готовит копию.</w:t>
-      </w:r>
-    </w:p>
-    <w:bookmarkEnd w:id="31"/>
-    <w:bookmarkEnd w:id="32"/>
     <w:sectPr/>
   </w:body>
 </w:document>
@@ -966,114 +568,8 @@
       </w:pPr>
     </w:lvl>
   </w:abstractNum>
-  <w:abstractNum w:abstractNumId="991">
-    <w:nsid w:val="A991"/>
-    <w:multiLevelType w:val="multilevel"/>
-    <w:lvl w:ilvl="0">
-      <w:numFmt w:val="bullet"/>
-      <w:lvlText w:val="•"/>
-      <w:lvlJc w:val="left"/>
-      <w:pPr>
-        <w:ind w:left="720" w:hanging="480"/>
-      </w:pPr>
-    </w:lvl>
-    <w:lvl w:ilvl="1">
-      <w:numFmt w:val="bullet"/>
-      <w:lvlText w:val="–"/>
-      <w:lvlJc w:val="left"/>
-      <w:pPr>
-        <w:ind w:left="1440" w:hanging="480"/>
-      </w:pPr>
-    </w:lvl>
-    <w:lvl w:ilvl="2">
-      <w:numFmt w:val="bullet"/>
-      <w:lvlText w:val="•"/>
-      <w:lvlJc w:val="left"/>
-      <w:pPr>
-        <w:ind w:left="2160" w:hanging="480"/>
-      </w:pPr>
-    </w:lvl>
-    <w:lvl w:ilvl="3">
-      <w:numFmt w:val="bullet"/>
-      <w:lvlText w:val="–"/>
-      <w:lvlJc w:val="left"/>
-      <w:pPr>
-        <w:ind w:left="2880" w:hanging="480"/>
-      </w:pPr>
-    </w:lvl>
-    <w:lvl w:ilvl="4">
-      <w:numFmt w:val="bullet"/>
-      <w:lvlText w:val="•"/>
-      <w:lvlJc w:val="left"/>
-      <w:pPr>
-        <w:ind w:left="3600" w:hanging="480"/>
-      </w:pPr>
-    </w:lvl>
-    <w:lvl w:ilvl="5">
-      <w:numFmt w:val="bullet"/>
-      <w:lvlText w:val="–"/>
-      <w:lvlJc w:val="left"/>
-      <w:pPr>
-        <w:ind w:left="4320" w:hanging="480"/>
-      </w:pPr>
-    </w:lvl>
-    <w:lvl w:ilvl="6">
-      <w:numFmt w:val="bullet"/>
-      <w:lvlText w:val="•"/>
-      <w:lvlJc w:val="left"/>
-      <w:pPr>
-        <w:ind w:left="5040" w:hanging="480"/>
-      </w:pPr>
-    </w:lvl>
-    <w:lvl w:ilvl="7">
-      <w:numFmt w:val="bullet"/>
-      <w:lvlText w:val="–"/>
-      <w:lvlJc w:val="left"/>
-      <w:pPr>
-        <w:ind w:left="5760" w:hanging="480"/>
-      </w:pPr>
-    </w:lvl>
-    <w:lvl w:ilvl="8">
-      <w:numFmt w:val="bullet"/>
-      <w:lvlText w:val="•"/>
-      <w:lvlJc w:val="left"/>
-      <w:pPr>
-        <w:ind w:left="6480" w:hanging="480"/>
-      </w:pPr>
-    </w:lvl>
-  </w:abstractNum>
   <w:num w:numId="1000">
     <w:abstractNumId w:val="990"/>
-  </w:num>
-  <w:num w:numId="1001">
-    <w:abstractNumId w:val="991"/>
-  </w:num>
-  <w:num w:numId="1002">
-    <w:abstractNumId w:val="991"/>
-  </w:num>
-  <w:num w:numId="1003">
-    <w:abstractNumId w:val="991"/>
-  </w:num>
-  <w:num w:numId="1004">
-    <w:abstractNumId w:val="991"/>
-  </w:num>
-  <w:num w:numId="1005">
-    <w:abstractNumId w:val="991"/>
-  </w:num>
-  <w:num w:numId="1006">
-    <w:abstractNumId w:val="991"/>
-  </w:num>
-  <w:num w:numId="1007">
-    <w:abstractNumId w:val="991"/>
-  </w:num>
-  <w:num w:numId="1008">
-    <w:abstractNumId w:val="991"/>
-  </w:num>
-  <w:num w:numId="1009">
-    <w:abstractNumId w:val="991"/>
-  </w:num>
-  <w:num w:numId="1010">
-    <w:abstractNumId w:val="991"/>
   </w:num>
 </w:numbering>
 </file>

--- a/docs/meetings/2026-10-15-1c-call/1c-voprosy-roman.docx
+++ b/docs/meetings/2026-10-15-1c-call/1c-voprosy-roman.docx
@@ -2,7 +2,7 @@
 <file path=word/document.xml><?xml version="1.0" encoding="utf-8"?>
 <w:document xmlns:w="http://schemas.openxmlformats.org/wordprocessingml/2006/main" xmlns:m="http://schemas.openxmlformats.org/officeDocument/2006/math" xmlns:r="http://schemas.openxmlformats.org/officeDocument/2006/relationships" xmlns:o="urn:schemas-microsoft-com:office:office" xmlns:v="urn:schemas-microsoft-com:vml" xmlns:w10="urn:schemas-microsoft-com:office:word" xmlns:a="http://schemas.openxmlformats.org/drawingml/2006/main" xmlns:pic="http://schemas.openxmlformats.org/drawingml/2006/picture" xmlns:wp="http://schemas.openxmlformats.org/drawingml/2006/wordprocessingDrawing">
   <w:body>
-    <w:bookmarkStart w:id="29" w:name="евро-стекло-вопросы-для-романа-директор"/>
+    <w:bookmarkStart w:id="30" w:name="евро-стекло-вопросы-для-романа-директор"/>
     <w:p>
       <w:pPr>
         <w:pStyle w:val="Heading1"/>
@@ -51,11 +51,11 @@
         <w:pStyle w:val="FirstParagraph"/>
       </w:pPr>
       <w:r>
-        <w:t xml:space="preserve">Нам нужны ваши ответы о том, как всё работает на практике, до подготовки технического задания по связке Битрикс24 и 1С. Мы хотим понять, можно ли опираться на текущие данные, как устроены статусы заказов, как часто меняются документы и как нам безопасно получить копию базы для изучения.</w:t>
+        <w:t xml:space="preserve">Нам нужны ваши ответы о том, как всё работает на практике, до подготовки технического задания по связке Битрикс24 и 1С. Мы хотим понять, можно ли опираться на текущие данные, как устроены статусы заказов, как часто меняются документы, как принимаются оплаты и как менеджер получает цену заказа.</w:t>
       </w:r>
     </w:p>
     <w:bookmarkEnd w:id="21"/>
-    <w:bookmarkStart w:id="28" w:name="вопросы"/>
+    <w:bookmarkStart w:id="29" w:name="вопросы"/>
     <w:p>
       <w:pPr>
         <w:pStyle w:val="Heading2"/>
@@ -88,7 +88,7 @@
         <w:t xml:space="preserve"> </w:t>
       </w:r>
       <w:r>
-        <w:t xml:space="preserve">Вы рассказывали, что один менеджер пропал из системы, его заказы «повисли» на вас, а заказы, ранее распределённые по менеджерам, тоже вернулись к вам. Расскажите, как это выглядело в работе и что, по вашему мнению, произошло.</w:t>
+        <w:t xml:space="preserve">Роман, вы рассказывали, что один менеджер пропал из системы, его заказы «повисли» на вас, а заказы, ранее распределённые по менеджерам, тоже вернулись к вам. Расскажите, как это выглядело в работе и что, по вашему мнению, произошло.</w:t>
       </w:r>
     </w:p>
     <w:p>
@@ -154,7 +154,7 @@
         <w:t xml:space="preserve"> </w:t>
       </w:r>
       <w:r>
-        <w:t xml:space="preserve">Что ещё, по вашему опыту, нам важно знать о том, как сейчас устроена работа с 1С и Битрикс24, о чём мы не спросили?</w:t>
+        <w:t xml:space="preserve">Роман, что ещё, по вашему опыту, нам важно знать о том, как сейчас устроена работа с 1С и Битрикс24, о чём мы не спросили?</w:t>
       </w:r>
     </w:p>
     <w:p>
@@ -220,7 +220,7 @@
         <w:t xml:space="preserve"> </w:t>
       </w:r>
       <w:r>
-        <w:t xml:space="preserve">Что произошло с базой в последнее время и как это повлияло на работу: что потерялось или откатилось, и можно ли сейчас доверять данным?</w:t>
+        <w:t xml:space="preserve">Роман, что произошло с базой в последнее время и как это повлияло на работу: что потерялось или откатилось, и можно ли сейчас доверять данным?</w:t>
       </w:r>
     </w:p>
     <w:p>
@@ -286,7 +286,7 @@
         <w:t xml:space="preserve"> </w:t>
       </w:r>
       <w:r>
-        <w:t xml:space="preserve">Какие состояния заказа сейчас реально используются в работе, кто и когда переводит заказ из одного состояния в другое, и как это соответствует этапам сделки в Битрикс24?</w:t>
+        <w:t xml:space="preserve">Роман, какие состояния заказа сейчас реально используются в работе, кто и когда переводит заказ из одного состояния в другое, и как это соответствует этапам сделки в Битрикс24?</w:t>
       </w:r>
     </w:p>
     <w:p>
@@ -352,7 +352,7 @@
         <w:t xml:space="preserve"> </w:t>
       </w:r>
       <w:r>
-        <w:t xml:space="preserve">Как часто заказ, счёт или реализацию меняют после того, как их сформировали и отправили клиенту, и как сотрудники узнают, что отправленная форма устарела?</w:t>
+        <w:t xml:space="preserve">Роман, как часто заказ, счёт или реализацию меняют после того, как их сформировали и отправили клиенту, и как сотрудники узнают, что отправленная форма устарела?</w:t>
       </w:r>
     </w:p>
     <w:p>
@@ -394,13 +394,13 @@
       </w:r>
     </w:p>
     <w:bookmarkEnd w:id="26"/>
-    <w:bookmarkStart w:id="27" w:name="копия-базы-и-доступ-для-arwox"/>
+    <w:bookmarkStart w:id="27" w:name="X9590568387f7b3c29f8c20e6c0caed91c4c2243"/>
     <w:p>
       <w:pPr>
         <w:pStyle w:val="Heading3"/>
       </w:pPr>
       <w:r>
-        <w:t xml:space="preserve">6. Копия базы и доступ для ARWOX</w:t>
+        <w:t xml:space="preserve">6. Как сейчас принимаются и разносятся оплаты</w:t>
       </w:r>
     </w:p>
     <w:p>
@@ -418,7 +418,7 @@
         <w:t xml:space="preserve"> </w:t>
       </w:r>
       <w:r>
-        <w:t xml:space="preserve">Когда и в каком виде вы сможете передать нам копию базы или доступ к тестовой базе для изучения и работы?</w:t>
+        <w:t xml:space="preserve">Роман, вы показывали, что после отправки счёта оплата подтягивается к заказу по номеру заказа в назначении платежа, и состояние заказа меняется. Расскажите, как это происходит на практике, в том числе когда номера в платеже нет.</w:t>
       </w:r>
     </w:p>
     <w:p>
@@ -436,7 +436,7 @@
         <w:t xml:space="preserve"> </w:t>
       </w:r>
       <w:r>
-        <w:t xml:space="preserve">желаемый срок передачи; в каком виде удобнее (копия или доступ к тестовой базе); будут ли персональные данные обезличены; нужно ли что-то со стороны ARWOX (подписание соглашения, подключение, отдельный сервер); кто у вас отвечает за подготовку копии. Пароли в ответе не указывайте: параметры доступа передайте безопасным способом.</w:t>
+        <w:t xml:space="preserve">кто и как видит поступление денег; что делают, если клиент не указал номер заказа; как обрабатываются предоплата, доплата и возврат; бывает ли, что один платёж закрывает несколько заказов; кто следит, чтобы признак оплаты увидели менеджеры в Битрикс24; один обезличенный пример заказа с предоплатой и доплатой.</w:t>
       </w:r>
     </w:p>
     <w:p>
@@ -460,8 +460,74 @@
       </w:r>
     </w:p>
     <w:bookmarkEnd w:id="27"/>
+    <w:bookmarkStart w:id="28" w:name="как-менеджер-получает-цену-заказа"/>
+    <w:p>
+      <w:pPr>
+        <w:pStyle w:val="Heading3"/>
+      </w:pPr>
+      <w:r>
+        <w:t xml:space="preserve">7. Как менеджер получает цену заказа</w:t>
+      </w:r>
+    </w:p>
+    <w:p>
+      <w:pPr>
+        <w:pStyle w:val="FirstParagraph"/>
+      </w:pPr>
+      <w:r>
+        <w:rPr>
+          <w:bCs/>
+          <w:b/>
+        </w:rPr>
+        <w:t xml:space="preserve">Вопрос:</w:t>
+      </w:r>
+      <w:r>
+        <w:t xml:space="preserve"> </w:t>
+      </w:r>
+      <w:r>
+        <w:t xml:space="preserve">Роман, вы показывали, что цены по изделиям обычно подтягиваются сами, а менеджер выбирает вид цены и коэффициент сложности. Расскажите, как это выглядит в работе менеджера и что делают, когда цена не подтянулась, как это было на демонстрации.</w:t>
+      </w:r>
+    </w:p>
+    <w:p>
+      <w:pPr>
+        <w:pStyle w:val="BodyText"/>
+      </w:pPr>
+      <w:r>
+        <w:rPr>
+          <w:bCs/>
+          <w:b/>
+        </w:rPr>
+        <w:t xml:space="preserve">Что описать или прислать:</w:t>
+      </w:r>
+      <w:r>
+        <w:t xml:space="preserve"> </w:t>
+      </w:r>
+      <w:r>
+        <w:t xml:space="preserve">какие виды цен есть и для каких клиентов применяются; какие значения коэффициента сложности используются и когда (скидки, сложные изделия); что менеджер вносит вручную, а что считается само; кто может менять цены и коэффициенты; как часто цена не подтягивается и что тогда делают; исправлена ли причина, из-за которой цены не подтянулись на демонстрации.</w:t>
+      </w:r>
+    </w:p>
+    <w:p>
+      <w:pPr>
+        <w:pStyle w:val="BodyText"/>
+      </w:pPr>
+      <w:r>
+        <w:rPr>
+          <w:bCs/>
+          <w:b/>
+        </w:rPr>
+        <w:t xml:space="preserve">Ответ:</w:t>
+      </w:r>
+    </w:p>
+    <w:p>
+      <w:pPr>
+        <w:pStyle w:val="BodyText"/>
+      </w:pPr>
+      <w:r>
+        <w:t xml:space="preserve"> </w:t>
+      </w:r>
+    </w:p>
     <w:bookmarkEnd w:id="28"/>
     <w:bookmarkEnd w:id="29"/>
+    <w:bookmarkEnd w:id="30"/>
     <w:sectPr/>
   </w:body>
 </w:document>
